--- a/ТПИС/ТПИС3.docx
+++ b/ТПИС/ТПИС3.docx
@@ -152,7 +152,10 @@
         </w:rPr>
       </w:pPr>
       <w:r>
-        <w:t>ВЗАИМОДЕЙСТВИЕ СИСТЕМЫ С ОКРУЖАЮЩЕЙ СРЕДОЙ</w:t>
+        <w:rPr>
+          <w:rFonts w:hint="default"/>
+        </w:rPr>
+        <w:t>ЖИЗНЕННЫЙ ЦИКЛ ИС</w:t>
       </w:r>
     </w:p>
     <w:p>
@@ -179,7 +182,32 @@
             </w14:solidFill>
           </w14:textFill>
         </w:rPr>
-        <w:t>Отчёт по практической работе по дисциплине «Теория систем и системный анализ»</w:t>
+        <w:t>Отчёт по практической работе по дисциплине «</w:t>
+      </w:r>
+      <w:r>
+        <w:rPr>
+          <w:rFonts w:hint="default"/>
+          <w:color w:val="000000" w:themeColor="text1"/>
+          <w:szCs w:val="28"/>
+          <w14:textFill>
+            <w14:solidFill>
+              <w14:schemeClr w14:val="tx1"/>
+            </w14:solidFill>
+          </w14:textFill>
+        </w:rPr>
+        <w:t>Теория проектирования информационных систем</w:t>
+      </w:r>
+      <w:r>
+        <w:rPr>
+          <w:color w:val="000000" w:themeColor="text1"/>
+          <w:szCs w:val="28"/>
+          <w14:textFill>
+            <w14:solidFill>
+              <w14:schemeClr w14:val="tx1"/>
+            </w14:solidFill>
+          </w14:textFill>
+        </w:rPr>
+        <w:t>»</w:t>
       </w:r>
     </w:p>
     <w:p>
@@ -498,7 +526,24 @@
           <w:rFonts w:hint="default"/>
           <w:lang w:val="ru-RU"/>
         </w:rPr>
-        <w:t>В рамках изучения жизненного цикла информационных систем в научной литературе (в том числе в работах Е.П. Зараменских и других авторов) выделяют несколько классических моделей, каждая из которых определяет порядок выполнения этапов разработки, степень гибкости и подход к управлению изменениями. Ниже рассмотрены четыре наиболее распространённые модели: каскадная (водопадная), итеративная, спиральная и гибкая (Agile). Для всех моделей характерны общие фазы жизненного цикла: анализ требований, проектирование, реализация (кодирование), тестирование, внедрение, эксплуатация и сопровождение. Однако порядок прохождения этих фаз и возможность возврата на предыдущие этапы различаются.</w:t>
+        <w:t xml:space="preserve">В рамках изучения жизненного цикла информационных систем в научной литературе (в том числе в работах Е.П. Зараменских и других авторов) выделяют несколько классических моделей, каждая из которых определяет порядок выполнения этапов разработки, степень гибкости и подход к управлению изменениями. Ниже рассмотрены четыре наиболее распространённые модели: каскадная (водопадная), итеративная, спиральная и </w:t>
+      </w:r>
+      <w:r>
+        <w:rPr>
+          <w:rFonts w:hint="default"/>
+          <w:b w:val="0"/>
+          <w:bCs w:val="0"/>
+          <w:sz w:val="28"/>
+          <w:szCs w:val="28"/>
+        </w:rPr>
+        <w:t>V-модель</w:t>
+      </w:r>
+      <w:r>
+        <w:rPr>
+          <w:rFonts w:hint="default"/>
+          <w:lang w:val="ru-RU"/>
+        </w:rPr>
+        <w:t>. Для всех моделей характерны общие фазы жизненного цикла: анализ требований, проектирование, реализация (кодирование), тестирование, внедрение, эксплуатация и сопровождение. Однако порядок прохождения этих фаз и возможность возврата на предыдущие этапы различаются.</w:t>
       </w:r>
     </w:p>
     <w:p>
@@ -514,7 +559,7 @@
           <w:rFonts w:hint="default"/>
           <w:lang w:val="ru-RU"/>
         </w:rPr>
-        <w:t>Каскадная (водопадная) модель</w:t>
+        <w:t>Каскадная (водопадная) модель имеет следующие особенности: последовательное выполнение фаз, каждая следующая начинается только после завершения предыдущей. Возврат на предыдущие этапы практически исключён. Применяется в проектах с чётко определёнными и стабильными требованиями. Документирование ведётся на каждом этапе.</w:t>
       </w:r>
     </w:p>
     <w:p>
@@ -530,7 +575,7 @@
           <w:rFonts w:hint="default"/>
           <w:lang w:val="ru-RU"/>
         </w:rPr>
-        <w:t>Особенность: последовательное выполнение фаз, каждая следующая начинается только после завершения предыдущей. Возврат на предыдущие этапы практически исключён. Применяется в проектах с чётко определёнными и стабильными требованиями. Документирование ведётся на каждом этапе.</w:t>
+        <w:t>Итеративная модель имеет следующие особенности: разработка ведётся циклами (итерациями), на каждой итерации создаётся работоспособная версия системы с постепенным наращиванием функциональности. Требования могут уточняться по ходу работ. Позволяет получать промежуточные результаты и корректировать направление.</w:t>
       </w:r>
     </w:p>
     <w:p>
@@ -546,7 +591,7 @@
           <w:rFonts w:hint="default"/>
           <w:lang w:val="ru-RU"/>
         </w:rPr>
-        <w:t>Итеративная модель</w:t>
+        <w:t>Спиральная модель имеет следующие особенности: сочетает элементы каскадной и итеративной моделей с акцентом на анализ рисков. Каждый виток спирали соответствует этапу: определение целей, оценка рисков, разработка и тестирование, планирование следующего витка. Применяется в крупных и рискованных проектах.</w:t>
       </w:r>
     </w:p>
     <w:p>
@@ -560,10 +605,44 @@
       <w:r>
         <w:rPr>
           <w:rFonts w:hint="default"/>
+          <w:b w:val="0"/>
+          <w:bCs w:val="0"/>
+          <w:sz w:val="28"/>
+          <w:szCs w:val="28"/>
           <w:lang w:val="ru-RU"/>
         </w:rPr>
-        <w:t>Особенность: разработка ведётся циклами (итерациями), на каждой итерации создаётся работоспособная версия системы с постепенным наращиванием функциональности. Требования могут уточняться по ходу работ. Позволяет получать промежуточные результаты и корректировать направление.</w:t>
-      </w:r>
+        <w:t>Гибкая модель (</w:t>
+      </w:r>
+      <w:r>
+        <w:rPr>
+          <w:rFonts w:hint="default"/>
+          <w:b w:val="0"/>
+          <w:bCs w:val="0"/>
+          <w:sz w:val="28"/>
+          <w:szCs w:val="28"/>
+        </w:rPr>
+        <w:t>V-модель</w:t>
+      </w:r>
+      <w:r>
+        <w:rPr>
+          <w:rFonts w:hint="default"/>
+          <w:b w:val="0"/>
+          <w:bCs w:val="0"/>
+          <w:sz w:val="28"/>
+          <w:szCs w:val="28"/>
+          <w:lang w:val="ru-RU"/>
+        </w:rPr>
+        <w:t xml:space="preserve">) </w:t>
+      </w:r>
+      <w:r>
+        <w:rPr>
+          <w:rFonts w:hint="default"/>
+          <w:lang w:val="ru-RU"/>
+        </w:rPr>
+        <w:t>имеет следующие особенности: основана на строгой последовательности этапов разработки, где каждой стадии проектирования соответствует этап тестирования (верификации и валидации). Разработка ведётся линейно, требования фиксируются заранее и тщательно документируются. Подходит для проектов с чёткими, неизменными требованиями и высокими стандартами надёжности (например, в медицине, авиации или госсекторе).</w:t>
+      </w:r>
+      <w:bookmarkStart w:id="0" w:name="_GoBack"/>
+      <w:bookmarkEnd w:id="0"/>
     </w:p>
     <w:p>
       <w:pPr>
@@ -578,12 +657,14 @@
           <w:rFonts w:hint="default"/>
           <w:lang w:val="ru-RU"/>
         </w:rPr>
-        <w:t>Спиральная модель</w:t>
+        <w:t>Подробная информаци о преимуществах и недостатков моделей представлена в таблице 1.</w:t>
       </w:r>
     </w:p>
     <w:p>
       <w:pPr>
         <w:bidi w:val="0"/>
+        <w:spacing w:line="240" w:lineRule="auto"/>
+        <w:ind w:left="0" w:leftChars="0" w:firstLine="0" w:firstLineChars="0"/>
         <w:rPr>
           <w:rFonts w:hint="default"/>
           <w:lang w:val="ru-RU"/>
@@ -594,39 +675,7 @@
           <w:rFonts w:hint="default"/>
           <w:lang w:val="ru-RU"/>
         </w:rPr>
-        <w:t>Особенность: сочетает элементы каскадной и итеративной моделей с акцентом на анализ рисков. Каждый виток спирали соответствует этапу: определение целей, оценка рисков, разработка и тестирование, планирование следующего витка. Применяется в крупных и рискованных проектах.</w:t>
-      </w:r>
-    </w:p>
-    <w:p>
-      <w:pPr>
-        <w:bidi w:val="0"/>
-        <w:rPr>
-          <w:rFonts w:hint="default"/>
-          <w:lang w:val="ru-RU"/>
-        </w:rPr>
-      </w:pPr>
-      <w:r>
-        <w:rPr>
-          <w:rFonts w:hint="default"/>
-          <w:lang w:val="ru-RU"/>
-        </w:rPr>
-        <w:t>Гибкая модель (Agile)</w:t>
-      </w:r>
-    </w:p>
-    <w:p>
-      <w:pPr>
-        <w:bidi w:val="0"/>
-        <w:rPr>
-          <w:rFonts w:hint="default"/>
-          <w:lang w:val="ru-RU"/>
-        </w:rPr>
-      </w:pPr>
-      <w:r>
-        <w:rPr>
-          <w:rFonts w:hint="default"/>
-          <w:lang w:val="ru-RU"/>
-        </w:rPr>
-        <w:t>Особенность: основана на принципах взаимодействия в команде, быстрой поставки работающего продукта, адаптации к изменениям. Разработка ведётся короткими итерациями (спринтами), требования формируются в виде пользовательских историй. Подходит для проектов с неполными или изменяющимися требованиями.</w:t>
+        <w:t>Таблица 1 — Преимущества и недостатки моделей</w:t>
       </w:r>
     </w:p>
     <w:tbl>
@@ -644,7 +693,9 @@
         </w:tblBorders>
         <w:tblLayout w:type="autofit"/>
         <w:tblCellMar>
+          <w:top w:w="0" w:type="dxa"/>
           <w:left w:w="108" w:type="dxa"/>
+          <w:bottom w:w="0" w:type="dxa"/>
           <w:right w:w="108" w:type="dxa"/>
         </w:tblCellMar>
       </w:tblPr>
@@ -664,7 +715,9 @@
             <w:insideV w:val="single" w:color="auto" w:sz="4" w:space="0"/>
           </w:tblBorders>
           <w:tblCellMar>
+            <w:top w:w="0" w:type="dxa"/>
             <w:left w:w="108" w:type="dxa"/>
+            <w:bottom w:w="0" w:type="dxa"/>
             <w:right w:w="108" w:type="dxa"/>
           </w:tblCellMar>
         </w:tblPrEx>
@@ -684,7 +737,7 @@
                 <w:left w:val="none" w:color="auto" w:sz="0" w:space="0"/>
                 <w:right w:val="none" w:color="auto" w:sz="0" w:space="0"/>
               </w:pBdr>
-              <w:ind w:firstLine="240" w:firstLineChars="100"/>
+              <w:ind w:left="0" w:leftChars="0" w:firstLine="0" w:firstLineChars="0"/>
               <w:jc w:val="center"/>
               <w:textAlignment w:val="center"/>
               <w:rPr>
@@ -726,7 +779,7 @@
               <w:keepLines w:val="0"/>
               <w:widowControl/>
               <w:suppressLineNumbers w:val="0"/>
-              <w:ind w:firstLine="240" w:firstLineChars="100"/>
+              <w:ind w:left="0" w:leftChars="0" w:firstLine="0" w:firstLineChars="0"/>
               <w:jc w:val="center"/>
               <w:textAlignment w:val="center"/>
               <w:rPr>
@@ -768,7 +821,7 @@
               <w:keepLines w:val="0"/>
               <w:widowControl/>
               <w:suppressLineNumbers w:val="0"/>
-              <w:ind w:firstLine="240" w:firstLineChars="100"/>
+              <w:ind w:left="0" w:leftChars="0" w:firstLine="0" w:firstLineChars="0"/>
               <w:jc w:val="center"/>
               <w:textAlignment w:val="center"/>
               <w:rPr>
@@ -811,7 +864,9 @@
             <w:insideV w:val="single" w:color="auto" w:sz="4" w:space="0"/>
           </w:tblBorders>
           <w:tblCellMar>
+            <w:top w:w="0" w:type="dxa"/>
             <w:left w:w="108" w:type="dxa"/>
+            <w:bottom w:w="0" w:type="dxa"/>
             <w:right w:w="108" w:type="dxa"/>
           </w:tblCellMar>
         </w:tblPrEx>
@@ -827,6 +882,7 @@
               <w:keepLines w:val="0"/>
               <w:widowControl/>
               <w:suppressLineNumbers w:val="0"/>
+              <w:ind w:left="0" w:leftChars="0" w:firstLine="0" w:firstLineChars="0"/>
               <w:jc w:val="center"/>
               <w:textAlignment w:val="center"/>
               <w:rPr>
@@ -866,6 +922,7 @@
               <w:keepLines w:val="0"/>
               <w:widowControl/>
               <w:suppressLineNumbers w:val="0"/>
+              <w:ind w:left="0" w:leftChars="0" w:firstLine="0" w:firstLineChars="0"/>
               <w:jc w:val="center"/>
               <w:textAlignment w:val="center"/>
               <w:rPr>
@@ -903,6 +960,7 @@
               <w:keepLines w:val="0"/>
               <w:widowControl/>
               <w:suppressLineNumbers w:val="0"/>
+              <w:ind w:left="0" w:leftChars="0" w:firstLine="0" w:firstLineChars="0"/>
               <w:jc w:val="center"/>
               <w:textAlignment w:val="center"/>
               <w:rPr>
@@ -941,7 +999,9 @@
             <w:insideV w:val="single" w:color="auto" w:sz="4" w:space="0"/>
           </w:tblBorders>
           <w:tblCellMar>
+            <w:top w:w="0" w:type="dxa"/>
             <w:left w:w="108" w:type="dxa"/>
+            <w:bottom w:w="0" w:type="dxa"/>
             <w:right w:w="108" w:type="dxa"/>
           </w:tblCellMar>
         </w:tblPrEx>
@@ -975,6 +1035,7 @@
               <w:keepLines w:val="0"/>
               <w:widowControl/>
               <w:suppressLineNumbers w:val="0"/>
+              <w:ind w:left="0" w:leftChars="0" w:firstLine="0" w:firstLineChars="0"/>
               <w:jc w:val="center"/>
               <w:textAlignment w:val="center"/>
               <w:rPr>
@@ -1012,6 +1073,7 @@
               <w:keepLines w:val="0"/>
               <w:widowControl/>
               <w:suppressLineNumbers w:val="0"/>
+              <w:ind w:left="0" w:leftChars="0" w:firstLine="0" w:firstLineChars="0"/>
               <w:jc w:val="center"/>
               <w:textAlignment w:val="center"/>
               <w:rPr>
@@ -1050,7 +1112,9 @@
             <w:insideV w:val="single" w:color="auto" w:sz="4" w:space="0"/>
           </w:tblBorders>
           <w:tblCellMar>
+            <w:top w:w="0" w:type="dxa"/>
             <w:left w:w="108" w:type="dxa"/>
+            <w:bottom w:w="0" w:type="dxa"/>
             <w:right w:w="108" w:type="dxa"/>
           </w:tblCellMar>
         </w:tblPrEx>
@@ -1084,6 +1148,7 @@
               <w:keepLines w:val="0"/>
               <w:widowControl/>
               <w:suppressLineNumbers w:val="0"/>
+              <w:ind w:left="0" w:leftChars="0" w:firstLine="0" w:firstLineChars="0"/>
               <w:jc w:val="center"/>
               <w:textAlignment w:val="center"/>
               <w:rPr>
@@ -1121,6 +1186,7 @@
               <w:keepLines w:val="0"/>
               <w:widowControl/>
               <w:suppressLineNumbers w:val="0"/>
+              <w:ind w:left="0" w:leftChars="0" w:firstLine="0" w:firstLineChars="0"/>
               <w:jc w:val="center"/>
               <w:textAlignment w:val="center"/>
               <w:rPr>
@@ -1159,7 +1225,9 @@
             <w:insideV w:val="single" w:color="auto" w:sz="4" w:space="0"/>
           </w:tblBorders>
           <w:tblCellMar>
+            <w:top w:w="0" w:type="dxa"/>
             <w:left w:w="108" w:type="dxa"/>
+            <w:bottom w:w="0" w:type="dxa"/>
             <w:right w:w="108" w:type="dxa"/>
           </w:tblCellMar>
         </w:tblPrEx>
@@ -1175,6 +1243,7 @@
               <w:keepLines w:val="0"/>
               <w:widowControl/>
               <w:suppressLineNumbers w:val="0"/>
+              <w:ind w:left="0" w:leftChars="0" w:firstLine="0" w:firstLineChars="0"/>
               <w:jc w:val="center"/>
               <w:textAlignment w:val="center"/>
               <w:rPr>
@@ -1214,6 +1283,7 @@
               <w:keepLines w:val="0"/>
               <w:widowControl/>
               <w:suppressLineNumbers w:val="0"/>
+              <w:ind w:left="0" w:leftChars="0" w:firstLine="0" w:firstLineChars="0"/>
               <w:jc w:val="center"/>
               <w:textAlignment w:val="center"/>
               <w:rPr>
@@ -1251,6 +1321,7 @@
               <w:keepLines w:val="0"/>
               <w:widowControl/>
               <w:suppressLineNumbers w:val="0"/>
+              <w:ind w:left="0" w:leftChars="0" w:firstLine="0" w:firstLineChars="0"/>
               <w:jc w:val="center"/>
               <w:textAlignment w:val="center"/>
               <w:rPr>
@@ -1289,7 +1360,9 @@
             <w:insideV w:val="single" w:color="auto" w:sz="4" w:space="0"/>
           </w:tblBorders>
           <w:tblCellMar>
+            <w:top w:w="0" w:type="dxa"/>
             <w:left w:w="108" w:type="dxa"/>
+            <w:bottom w:w="0" w:type="dxa"/>
             <w:right w:w="108" w:type="dxa"/>
           </w:tblCellMar>
         </w:tblPrEx>
@@ -1297,7 +1370,6 @@
           <w:tcPr>
             <w:tcW w:w="3190" w:type="dxa"/>
             <w:vMerge w:val="continue"/>
-            <w:tcBorders/>
             <w:vAlign w:val="center"/>
           </w:tcPr>
           <w:p>
@@ -1335,6 +1407,7 @@
               <w:keepLines w:val="0"/>
               <w:widowControl/>
               <w:suppressLineNumbers w:val="0"/>
+              <w:ind w:left="0" w:leftChars="0" w:firstLine="0" w:firstLineChars="0"/>
               <w:jc w:val="center"/>
               <w:textAlignment w:val="center"/>
               <w:rPr>
@@ -1376,6 +1449,7 @@
               <w:keepLines w:val="0"/>
               <w:widowControl/>
               <w:suppressLineNumbers w:val="0"/>
+              <w:ind w:left="0" w:leftChars="0" w:firstLine="0" w:firstLineChars="0"/>
               <w:jc w:val="center"/>
               <w:textAlignment w:val="center"/>
               <w:rPr>
@@ -1418,7 +1492,9 @@
             <w:insideV w:val="single" w:color="auto" w:sz="4" w:space="0"/>
           </w:tblBorders>
           <w:tblCellMar>
+            <w:top w:w="0" w:type="dxa"/>
             <w:left w:w="108" w:type="dxa"/>
+            <w:bottom w:w="0" w:type="dxa"/>
             <w:right w:w="108" w:type="dxa"/>
           </w:tblCellMar>
         </w:tblPrEx>
@@ -1426,7 +1502,6 @@
           <w:tcPr>
             <w:tcW w:w="3190" w:type="dxa"/>
             <w:vMerge w:val="continue"/>
-            <w:tcBorders/>
             <w:vAlign w:val="center"/>
           </w:tcPr>
           <w:p>
@@ -1464,6 +1539,7 @@
               <w:keepLines w:val="0"/>
               <w:widowControl/>
               <w:suppressLineNumbers w:val="0"/>
+              <w:ind w:left="0" w:leftChars="0" w:firstLine="0" w:firstLineChars="0"/>
               <w:jc w:val="center"/>
               <w:textAlignment w:val="center"/>
               <w:rPr>
@@ -1505,6 +1581,7 @@
               <w:keepLines w:val="0"/>
               <w:widowControl/>
               <w:suppressLineNumbers w:val="0"/>
+              <w:ind w:left="0" w:leftChars="0" w:firstLine="0" w:firstLineChars="0"/>
               <w:jc w:val="center"/>
               <w:textAlignment w:val="center"/>
               <w:rPr>
@@ -1547,7 +1624,9 @@
             <w:insideV w:val="single" w:color="auto" w:sz="4" w:space="0"/>
           </w:tblBorders>
           <w:tblCellMar>
+            <w:top w:w="0" w:type="dxa"/>
             <w:left w:w="108" w:type="dxa"/>
+            <w:bottom w:w="0" w:type="dxa"/>
             <w:right w:w="108" w:type="dxa"/>
           </w:tblCellMar>
         </w:tblPrEx>
@@ -1555,7 +1634,6 @@
           <w:tcPr>
             <w:tcW w:w="3190" w:type="dxa"/>
             <w:vMerge w:val="restart"/>
-            <w:tcBorders/>
             <w:vAlign w:val="center"/>
           </w:tcPr>
           <w:p>
@@ -1564,6 +1642,7 @@
               <w:keepLines w:val="0"/>
               <w:widowControl/>
               <w:suppressLineNumbers w:val="0"/>
+              <w:ind w:left="0" w:leftChars="0" w:firstLine="0" w:firstLineChars="0"/>
               <w:jc w:val="center"/>
               <w:textAlignment w:val="center"/>
               <w:rPr>
@@ -1609,6 +1688,7 @@
               <w:keepLines w:val="0"/>
               <w:widowControl/>
               <w:suppressLineNumbers w:val="0"/>
+              <w:ind w:left="0" w:leftChars="0" w:firstLine="0" w:firstLineChars="0"/>
               <w:jc w:val="center"/>
               <w:textAlignment w:val="center"/>
               <w:rPr>
@@ -1650,6 +1730,7 @@
               <w:keepLines w:val="0"/>
               <w:widowControl/>
               <w:suppressLineNumbers w:val="0"/>
+              <w:ind w:left="0" w:leftChars="0" w:firstLine="0" w:firstLineChars="0"/>
               <w:jc w:val="center"/>
               <w:textAlignment w:val="center"/>
               <w:rPr>
@@ -1692,7 +1773,9 @@
             <w:insideV w:val="single" w:color="auto" w:sz="4" w:space="0"/>
           </w:tblBorders>
           <w:tblCellMar>
+            <w:top w:w="0" w:type="dxa"/>
             <w:left w:w="108" w:type="dxa"/>
+            <w:bottom w:w="0" w:type="dxa"/>
             <w:right w:w="108" w:type="dxa"/>
           </w:tblCellMar>
         </w:tblPrEx>
@@ -1700,7 +1783,6 @@
           <w:tcPr>
             <w:tcW w:w="3190" w:type="dxa"/>
             <w:vMerge w:val="continue"/>
-            <w:tcBorders/>
             <w:vAlign w:val="center"/>
           </w:tcPr>
           <w:p>
@@ -1738,6 +1820,7 @@
               <w:keepLines w:val="0"/>
               <w:widowControl/>
               <w:suppressLineNumbers w:val="0"/>
+              <w:ind w:left="0" w:leftChars="0" w:firstLine="0" w:firstLineChars="0"/>
               <w:jc w:val="center"/>
               <w:textAlignment w:val="center"/>
               <w:rPr>
@@ -1779,6 +1862,7 @@
               <w:keepLines w:val="0"/>
               <w:widowControl/>
               <w:suppressLineNumbers w:val="0"/>
+              <w:ind w:left="0" w:leftChars="0" w:firstLine="0" w:firstLineChars="0"/>
               <w:jc w:val="center"/>
               <w:textAlignment w:val="center"/>
               <w:rPr>
@@ -1821,7 +1905,9 @@
             <w:insideV w:val="single" w:color="auto" w:sz="4" w:space="0"/>
           </w:tblBorders>
           <w:tblCellMar>
+            <w:top w:w="0" w:type="dxa"/>
             <w:left w:w="108" w:type="dxa"/>
+            <w:bottom w:w="0" w:type="dxa"/>
             <w:right w:w="108" w:type="dxa"/>
           </w:tblCellMar>
         </w:tblPrEx>
@@ -1829,7 +1915,6 @@
           <w:tcPr>
             <w:tcW w:w="3190" w:type="dxa"/>
             <w:vMerge w:val="continue"/>
-            <w:tcBorders/>
             <w:vAlign w:val="center"/>
           </w:tcPr>
           <w:p>
@@ -1867,6 +1952,7 @@
               <w:keepLines w:val="0"/>
               <w:widowControl/>
               <w:suppressLineNumbers w:val="0"/>
+              <w:ind w:left="0" w:leftChars="0" w:firstLine="0" w:firstLineChars="0"/>
               <w:jc w:val="center"/>
               <w:textAlignment w:val="center"/>
               <w:rPr>
@@ -1908,6 +1994,7 @@
               <w:keepLines w:val="0"/>
               <w:widowControl/>
               <w:suppressLineNumbers w:val="0"/>
+              <w:ind w:left="0" w:leftChars="0" w:firstLine="0" w:firstLineChars="0"/>
               <w:jc w:val="center"/>
               <w:textAlignment w:val="center"/>
               <w:rPr>
@@ -1950,7 +2037,9 @@
             <w:insideV w:val="single" w:color="auto" w:sz="4" w:space="0"/>
           </w:tblBorders>
           <w:tblCellMar>
+            <w:top w:w="0" w:type="dxa"/>
             <w:left w:w="108" w:type="dxa"/>
+            <w:bottom w:w="0" w:type="dxa"/>
             <w:right w:w="108" w:type="dxa"/>
           </w:tblCellMar>
         </w:tblPrEx>
@@ -1958,7 +2047,6 @@
           <w:tcPr>
             <w:tcW w:w="3190" w:type="dxa"/>
             <w:vMerge w:val="restart"/>
-            <w:tcBorders/>
             <w:vAlign w:val="center"/>
           </w:tcPr>
           <w:p>
@@ -1967,6 +2055,7 @@
               <w:keepLines w:val="0"/>
               <w:widowControl/>
               <w:suppressLineNumbers w:val="0"/>
+              <w:ind w:left="0" w:leftChars="0" w:firstLine="0" w:firstLineChars="0"/>
               <w:jc w:val="center"/>
               <w:textAlignment w:val="center"/>
               <w:rPr>
@@ -1985,19 +2074,13 @@
             </w:pPr>
             <w:r>
               <w:rPr>
-                <w:rFonts w:hint="default" w:ascii="Times New Roman" w:hAnsi="Times New Roman" w:eastAsia="Segoe UI"/>
+                <w:rFonts w:hint="default"/>
                 <w:b/>
                 <w:bCs/>
-                <w:i w:val="0"/>
-                <w:iCs w:val="0"/>
-                <w:color w:val="000000"/>
-                <w:kern w:val="0"/>
-                <w:sz w:val="24"/>
-                <w:szCs w:val="24"/>
-                <w:u w:val="none"/>
-                <w:lang w:val="en-US" w:eastAsia="zh-CN"/>
-              </w:rPr>
-              <w:t>Гибкая (Agile)</w:t>
+                <w:sz w:val="24"/>
+                <w:szCs w:val="24"/>
+              </w:rPr>
+              <w:t>V-модель</w:t>
             </w:r>
           </w:p>
         </w:tc>
@@ -2012,6 +2095,7 @@
               <w:keepLines w:val="0"/>
               <w:widowControl/>
               <w:suppressLineNumbers w:val="0"/>
+              <w:ind w:left="0" w:leftChars="0" w:firstLine="0" w:firstLineChars="0"/>
               <w:jc w:val="center"/>
               <w:textAlignment w:val="center"/>
               <w:rPr>
@@ -2028,17 +2112,11 @@
             </w:pPr>
             <w:r>
               <w:rPr>
-                <w:rFonts w:hint="default" w:ascii="Times New Roman" w:hAnsi="Times New Roman" w:eastAsia="Segoe UI"/>
-                <w:i w:val="0"/>
-                <w:iCs w:val="0"/>
-                <w:color w:val="000000"/>
-                <w:kern w:val="0"/>
-                <w:sz w:val="24"/>
-                <w:szCs w:val="24"/>
-                <w:u w:val="none"/>
-                <w:lang w:val="en-US" w:eastAsia="zh-CN"/>
-              </w:rPr>
-              <w:t>Быстрая адаптация к изменениям требований</w:t>
+                <w:rFonts w:hint="default"/>
+                <w:sz w:val="24"/>
+                <w:szCs w:val="24"/>
+              </w:rPr>
+              <w:t>Строгая дисциплина и чёткая структура этапов</w:t>
             </w:r>
           </w:p>
         </w:tc>
@@ -2053,6 +2131,7 @@
               <w:keepLines w:val="0"/>
               <w:widowControl/>
               <w:suppressLineNumbers w:val="0"/>
+              <w:ind w:left="0" w:leftChars="0" w:firstLine="0" w:firstLineChars="0"/>
               <w:jc w:val="center"/>
               <w:textAlignment w:val="center"/>
               <w:rPr>
@@ -2069,17 +2148,11 @@
             </w:pPr>
             <w:r>
               <w:rPr>
-                <w:rFonts w:hint="default" w:ascii="Times New Roman" w:hAnsi="Times New Roman" w:eastAsia="Segoe UI"/>
-                <w:i w:val="0"/>
-                <w:iCs w:val="0"/>
-                <w:color w:val="000000"/>
-                <w:kern w:val="0"/>
-                <w:sz w:val="24"/>
-                <w:szCs w:val="24"/>
-                <w:u w:val="none"/>
-                <w:lang w:val="en-US" w:eastAsia="zh-CN"/>
-              </w:rPr>
-              <w:t>Сложность прогнозирования итоговых сроков и бюджета</w:t>
+                <w:rFonts w:hint="default"/>
+                <w:sz w:val="24"/>
+                <w:szCs w:val="24"/>
+              </w:rPr>
+              <w:t>Низкая гибкость, сложность внесения изменений на поздних стадиях</w:t>
             </w:r>
           </w:p>
         </w:tc>
@@ -2095,7 +2168,9 @@
             <w:insideV w:val="single" w:color="auto" w:sz="4" w:space="0"/>
           </w:tblBorders>
           <w:tblCellMar>
+            <w:top w:w="0" w:type="dxa"/>
             <w:left w:w="108" w:type="dxa"/>
+            <w:bottom w:w="0" w:type="dxa"/>
             <w:right w:w="108" w:type="dxa"/>
           </w:tblCellMar>
         </w:tblPrEx>
@@ -2103,7 +2178,6 @@
           <w:tcPr>
             <w:tcW w:w="3190" w:type="dxa"/>
             <w:vMerge w:val="continue"/>
-            <w:tcBorders/>
             <w:vAlign w:val="center"/>
           </w:tcPr>
           <w:p>
@@ -2141,6 +2215,7 @@
               <w:keepLines w:val="0"/>
               <w:widowControl/>
               <w:suppressLineNumbers w:val="0"/>
+              <w:ind w:left="0" w:leftChars="0" w:firstLine="0" w:firstLineChars="0"/>
               <w:jc w:val="center"/>
               <w:textAlignment w:val="center"/>
               <w:rPr>
@@ -2157,17 +2232,11 @@
             </w:pPr>
             <w:r>
               <w:rPr>
-                <w:rFonts w:hint="default" w:ascii="Times New Roman" w:hAnsi="Times New Roman" w:eastAsia="Segoe UI"/>
-                <w:i w:val="0"/>
-                <w:iCs w:val="0"/>
-                <w:color w:val="000000"/>
-                <w:kern w:val="0"/>
-                <w:sz w:val="24"/>
-                <w:szCs w:val="24"/>
-                <w:u w:val="none"/>
-                <w:lang w:val="en-US" w:eastAsia="zh-CN"/>
-              </w:rPr>
-              <w:t>Высокая прозрачность процесса для заказчика</w:t>
+                <w:rFonts w:hint="default"/>
+                <w:sz w:val="24"/>
+                <w:szCs w:val="24"/>
+              </w:rPr>
+              <w:t>Акцент на верификации и валидации на каждом этапе</w:t>
             </w:r>
           </w:p>
         </w:tc>
@@ -2182,6 +2251,7 @@
               <w:keepLines w:val="0"/>
               <w:widowControl/>
               <w:suppressLineNumbers w:val="0"/>
+              <w:ind w:left="0" w:leftChars="0" w:firstLine="0" w:firstLineChars="0"/>
               <w:jc w:val="center"/>
               <w:textAlignment w:val="center"/>
               <w:rPr>
@@ -2198,17 +2268,11 @@
             </w:pPr>
             <w:r>
               <w:rPr>
-                <w:rFonts w:hint="default" w:ascii="Times New Roman" w:hAnsi="Times New Roman" w:eastAsia="Segoe UI"/>
-                <w:i w:val="0"/>
-                <w:iCs w:val="0"/>
-                <w:color w:val="000000"/>
-                <w:kern w:val="0"/>
-                <w:sz w:val="24"/>
-                <w:szCs w:val="24"/>
-                <w:u w:val="none"/>
-                <w:lang w:val="en-US" w:eastAsia="zh-CN"/>
-              </w:rPr>
-              <w:t>Требует высокой дисциплины команды и активного участия заказчика</w:t>
+                <w:rFonts w:hint="default"/>
+                <w:sz w:val="24"/>
+                <w:szCs w:val="24"/>
+              </w:rPr>
+              <w:t>Высокие затраты времени и ресурсов на тестирование и документацию</w:t>
             </w:r>
           </w:p>
         </w:tc>
@@ -2224,7 +2288,9 @@
             <w:insideV w:val="single" w:color="auto" w:sz="4" w:space="0"/>
           </w:tblBorders>
           <w:tblCellMar>
+            <w:top w:w="0" w:type="dxa"/>
             <w:left w:w="108" w:type="dxa"/>
+            <w:bottom w:w="0" w:type="dxa"/>
             <w:right w:w="108" w:type="dxa"/>
           </w:tblCellMar>
         </w:tblPrEx>
@@ -2232,7 +2298,6 @@
           <w:tcPr>
             <w:tcW w:w="3190" w:type="dxa"/>
             <w:vMerge w:val="continue"/>
-            <w:tcBorders/>
             <w:vAlign w:val="center"/>
           </w:tcPr>
           <w:p>
@@ -2270,6 +2335,7 @@
               <w:keepLines w:val="0"/>
               <w:widowControl/>
               <w:suppressLineNumbers w:val="0"/>
+              <w:ind w:left="0" w:leftChars="0" w:firstLine="0" w:firstLineChars="0"/>
               <w:jc w:val="center"/>
               <w:textAlignment w:val="center"/>
               <w:rPr>
@@ -2286,17 +2352,11 @@
             </w:pPr>
             <w:r>
               <w:rPr>
-                <w:rFonts w:hint="default" w:ascii="Times New Roman" w:hAnsi="Times New Roman" w:eastAsia="Segoe UI"/>
-                <w:i w:val="0"/>
-                <w:iCs w:val="0"/>
-                <w:color w:val="000000"/>
-                <w:kern w:val="0"/>
-                <w:sz w:val="24"/>
-                <w:szCs w:val="24"/>
-                <w:u w:val="none"/>
-                <w:lang w:val="en-US" w:eastAsia="zh-CN"/>
-              </w:rPr>
-              <w:t>Регулярная поставка работающего продукта</w:t>
+                <w:rFonts w:hint="default"/>
+                <w:sz w:val="24"/>
+                <w:szCs w:val="24"/>
+              </w:rPr>
+              <w:t>Раннее планирование тестов снижает риск пропуска дефектов</w:t>
             </w:r>
           </w:p>
         </w:tc>
@@ -2311,6 +2371,7 @@
               <w:keepLines w:val="0"/>
               <w:widowControl/>
               <w:suppressLineNumbers w:val="0"/>
+              <w:ind w:left="0" w:leftChars="0" w:firstLine="0" w:firstLineChars="0"/>
               <w:jc w:val="center"/>
               <w:textAlignment w:val="center"/>
               <w:rPr>
@@ -2327,17 +2388,11 @@
             </w:pPr>
             <w:r>
               <w:rPr>
-                <w:rFonts w:hint="default" w:ascii="Times New Roman" w:hAnsi="Times New Roman" w:eastAsia="Segoe UI"/>
-                <w:i w:val="0"/>
-                <w:iCs w:val="0"/>
-                <w:color w:val="000000"/>
-                <w:kern w:val="0"/>
-                <w:sz w:val="24"/>
-                <w:szCs w:val="24"/>
-                <w:u w:val="none"/>
-                <w:lang w:val="en-US" w:eastAsia="zh-CN"/>
-              </w:rPr>
-              <w:t>Не всегда подходит для систем с жёсткими требованиями к документации</w:t>
+                <w:rFonts w:hint="default"/>
+                <w:sz w:val="24"/>
+                <w:szCs w:val="24"/>
+              </w:rPr>
+              <w:t>Не подходит для проектов с быстро меняющимися требованиями</w:t>
             </w:r>
           </w:p>
         </w:tc>
@@ -2366,7 +2421,7 @@
           <w:rFonts w:hint="default"/>
           <w:lang w:val="ru-RU"/>
         </w:rPr>
-        <w:t>Для аналитической информационной системы, которая является моим вариантом, наиболее подходящей представляется гибкая (Agile) модель жизненного цикла, реализованная, например, в виде методологии Scrum. Обоснование выбора базируется на следующих ключевых особенностях аналитической системы.</w:t>
+        <w:t xml:space="preserve">Для аналитической информационной системы наиболее подходящей представляется итеративная модель жизненного цикла. </w:t>
       </w:r>
     </w:p>
     <w:p>
@@ -2382,7 +2437,7 @@
           <w:rFonts w:hint="default"/>
           <w:lang w:val="ru-RU"/>
         </w:rPr>
-        <w:t>Во-первых, аналитическая система обычно создаётся в условиях не полностью определённых на старте требований. Бизнес-пользователи часто не могут чётко сформулировать все необходимые отчёты, метрики и алгоритмы анализа до момента получения первых результатов. Agile-подход позволяет уточнять требования в процессе каждой итерации, демонстрируя заказчику промежуточные дашборды и модели, и оперативно корректировать направление разработки.</w:t>
+        <w:t xml:space="preserve">Во-первых, она позволяет уточнять требования в процессе работы, так как пользователи часто не могут заранее сформулировать все потребности в отчётах и метриках, ориентируясь на промежуточные результаты. </w:t>
       </w:r>
     </w:p>
     <w:p>
@@ -2398,7 +2453,7 @@
           <w:rFonts w:hint="default"/>
           <w:lang w:val="ru-RU"/>
         </w:rPr>
-        <w:t>Во-вторых, аналитическая система предполагает высокую степень интеграции с источниками данных и постоянную эволюцию алгоритмов обработки. Короткие итерации (спринты) дают возможность быстро реагировать на изменения в исходных данных, появление новых источников или уточнение бизнес-правил. Это критически важно для поддержания актуальности аналитических моделей.</w:t>
+        <w:t xml:space="preserve">Во-вторых, короткие циклы разработки обеспечивают быструю адаптацию к изменениям в источниках данных и бизнес-правилах, что критично для актуальности аналитики. </w:t>
       </w:r>
     </w:p>
     <w:p>
@@ -2414,10 +2469,8 @@
           <w:rFonts w:hint="default"/>
           <w:lang w:val="ru-RU"/>
         </w:rPr>
-        <w:t>В-третьих, в процессе эксплуатации аналитической системы требования к визуализации и составу показателей могут меняться под влиянием рыночных условий или внутренних решений компании. Гибкая модель позволяет безболезненно вносить такие изменения, не перестраивая всю архитектуру.</w:t>
-      </w:r>
-      <w:bookmarkStart w:id="0" w:name="_GoBack"/>
-      <w:bookmarkEnd w:id="0"/>
+        <w:t xml:space="preserve">В-третьих, модель даёт возможность гибко корректировать визуализацию и состав показателей под меняющиеся условия рынка без перестройки всей архитектуры. </w:t>
+      </w:r>
     </w:p>
     <w:p>
       <w:pPr>
@@ -2432,7 +2485,7 @@
           <w:rFonts w:hint="default"/>
           <w:lang w:val="ru-RU"/>
         </w:rPr>
-        <w:t>Таким образом, Agile-модель обеспечивает необходимую адаптивность, прозрачность для заказчика и возможность постепенного наращивания функциональности аналитической системы, что делает её оптимальным выбором для данного типа информационных систем.</w:t>
+        <w:t>Таким образом, итеративный подход гарантирует необходимую адаптивность и поэтапное наращивание функциональности системы.</w:t>
       </w:r>
     </w:p>
     <w:sectPr>
